--- a/ShahzaibAli_CV.docx
+++ b/ShahzaibAli_CV.docx
@@ -54,25 +54,7 @@
           <w:sz w:val="20"/>
           <w:szCs w:val="20"/>
         </w:rPr>
-        <w:t xml:space="preserve">BS </w:t>
-      </w:r>
-      <w:proofErr w:type="gramStart"/>
-      <w:r>
-        <w:rPr>
-          <w:color w:val="6B6B6B"/>
-          <w:sz w:val="20"/>
-          <w:szCs w:val="20"/>
-        </w:rPr>
-        <w:t>Economist  ·</w:t>
-      </w:r>
-      <w:proofErr w:type="gramEnd"/>
-      <w:r>
-        <w:rPr>
-          <w:color w:val="6B6B6B"/>
-          <w:sz w:val="20"/>
-          <w:szCs w:val="20"/>
-        </w:rPr>
-        <w:t xml:space="preserve">  Digital Builder  ·  Research Analyst</w:t>
+        <w:t>BS Economist  ·  Digital Builder  ·  Research Analyst</w:t>
       </w:r>
     </w:p>
     <w:p>
@@ -122,23 +104,7 @@
           <w:sz w:val="18"/>
           <w:szCs w:val="18"/>
         </w:rPr>
-        <w:t>linkedin.com/in/</w:t>
-      </w:r>
-      <w:proofErr w:type="spellStart"/>
-      <w:r>
-        <w:rPr>
-          <w:sz w:val="18"/>
-          <w:szCs w:val="18"/>
-        </w:rPr>
-        <w:t>shahzaibali</w:t>
-      </w:r>
-      <w:proofErr w:type="spellEnd"/>
-      <w:r>
-        <w:rPr>
-          <w:sz w:val="18"/>
-          <w:szCs w:val="18"/>
-        </w:rPr>
-        <w:t>-economist</w:t>
+        <w:t>linkedin.com/in/shahzaibali-economist</w:t>
       </w:r>
     </w:p>
     <w:p>
@@ -156,7 +122,6 @@
         </w:rPr>
         <w:t xml:space="preserve">🌐 </w:t>
       </w:r>
-      <w:proofErr w:type="spellStart"/>
       <w:r>
         <w:rPr>
           <w:sz w:val="18"/>
@@ -164,7 +129,6 @@
         </w:rPr>
         <w:t>shahzaibali.pages.dev</w:t>
       </w:r>
-      <w:proofErr w:type="spellEnd"/>
       <w:r>
         <w:rPr>
           <w:color w:val="C8900A"/>
@@ -219,15 +183,7 @@
         <w:t xml:space="preserve">I'm not a software engineer. </w:t>
       </w:r>
       <w:r>
-        <w:t xml:space="preserve">I studied Economics at a government college in Toba Tek Singh because it was what I had access </w:t>
-      </w:r>
-      <w:proofErr w:type="gramStart"/>
-      <w:r>
-        <w:t>to,  and</w:t>
-      </w:r>
-      <w:proofErr w:type="gramEnd"/>
-      <w:r>
-        <w:t xml:space="preserve"> something about it genuinely caught. During my first job as an office clerk, I noticed a broken process, went home that evening, and built a live multi-user web application to fix it. Nobody asked me to. It was just the obvious next step.</w:t>
+        <w:t xml:space="preserve">I studied Economics at a government college in Toba Tek Singh because it was what I had access to,  and something about it genuinely caught. During my first job as an office clerk, I noticed a broken process, went home that evening, and built a live multi-user web application to fix it. Nobody asked me to. It was just the obvious next step.</w:t>
       </w:r>
     </w:p>
     <w:p>
@@ -235,15 +191,7 @@
         <w:spacing w:after="20"/>
       </w:pPr>
       <w:r>
-        <w:t>That tool (</w:t>
-      </w:r>
-      <w:proofErr w:type="spellStart"/>
-      <w:r>
-        <w:t>PrintDesk</w:t>
-      </w:r>
-      <w:proofErr w:type="spellEnd"/>
-      <w:r>
-        <w:t>), is still live. I built a second one after that. Both solved real operational problems. Both were deployed in a government office environment without any IT support, CS degree, or formal training in software development.</w:t>
+        <w:t xml:space="preserve">That tool (PrintDesk), is still live. I built a second one after that. Both solved real operational problems. Both were deployed in a government office environment without any IT support, CS degree, or formal training in software development.</w:t>
       </w:r>
     </w:p>
     <w:p>
@@ -251,15 +199,7 @@
         <w:spacing w:after="60"/>
       </w:pPr>
       <w:r>
-        <w:t xml:space="preserve">My academic foundation is in econometrics, monetary economics, and development policy. I'm drawn to work that </w:t>
-      </w:r>
-      <w:proofErr w:type="gramStart"/>
-      <w:r>
-        <w:t>evolves,  roles</w:t>
-      </w:r>
-      <w:proofErr w:type="gramEnd"/>
-      <w:r>
-        <w:t xml:space="preserve"> where analytical thinking, independent initiative, and showing up with a better solution are treated as assets.</w:t>
+        <w:t xml:space="preserve">My academic foundation is in econometrics, monetary economics, and development policy. I'm drawn to work that evolves,  roles where analytical thinking, independent initiative, and showing up with a better solution are treated as assets.</w:t>
       </w:r>
     </w:p>
     <w:p>
@@ -289,7 +229,6 @@
       <w:pPr>
         <w:spacing w:before="70" w:after="18"/>
       </w:pPr>
-      <w:proofErr w:type="spellStart"/>
       <w:r>
         <w:rPr>
           <w:b/>
@@ -300,7 +239,6 @@
         </w:rPr>
         <w:t>PrintDesk</w:t>
       </w:r>
-      <w:proofErr w:type="spellEnd"/>
       <w:r>
         <w:rPr>
           <w:i/>
@@ -309,35 +247,15 @@
           <w:sz w:val="18"/>
           <w:szCs w:val="18"/>
         </w:rPr>
-        <w:t xml:space="preserve">   |   print-desk-</w:t>
-      </w:r>
-      <w:proofErr w:type="spellStart"/>
-      <w:r>
-        <w:rPr>
-          <w:i/>
-          <w:iCs/>
-          <w:color w:val="C8900A"/>
-          <w:sz w:val="18"/>
-          <w:szCs w:val="18"/>
-        </w:rPr>
-        <w:t>mu.vercel.app</w:t>
-      </w:r>
-      <w:proofErr w:type="spellEnd"/>
+        <w:t xml:space="preserve">   |   print-desk-mu.vercel.app</w:t>
+      </w:r>
     </w:p>
     <w:p>
       <w:pPr>
         <w:spacing w:after="40"/>
       </w:pPr>
       <w:r>
-        <w:t xml:space="preserve">A live multi-user web application built to replace a paper notebook that was causing billing arguments in a government office. Features: personalized dashboards, real-time balance tracking, billing generation, stock management, and monthly archive system. 8 active users. Zero billing disputes after launch. Built after working hours, with no CS degree, using no-code tools deployed on GitHub and </w:t>
-      </w:r>
-      <w:proofErr w:type="spellStart"/>
-      <w:r>
-        <w:t>Vercel</w:t>
-      </w:r>
-      <w:proofErr w:type="spellEnd"/>
-      <w:r>
-        <w:t>.</w:t>
+        <w:t>A live multi-user web application built to replace a paper notebook that was causing billing arguments in a government office. Features: personalized dashboards, real-time balance tracking, billing generation, stock management, and monthly archive system. 8 active users. Zero billing disputes after launch. Built after working hours, with no CS degree, using no-code tools deployed on GitHub and Vercel.</w:t>
       </w:r>
     </w:p>
     <w:p>
@@ -437,29 +355,7 @@
           <w:sz w:val="18"/>
           <w:szCs w:val="18"/>
         </w:rPr>
-        <w:t xml:space="preserve">Nov 2022 – Jun </w:t>
-      </w:r>
-      <w:proofErr w:type="gramStart"/>
-      <w:r>
-        <w:rPr>
-          <w:b/>
-          <w:bCs/>
-          <w:color w:val="C8900A"/>
-          <w:sz w:val="18"/>
-          <w:szCs w:val="18"/>
-        </w:rPr>
-        <w:t>2026  |</w:t>
-      </w:r>
-      <w:proofErr w:type="gramEnd"/>
-      <w:r>
-        <w:rPr>
-          <w:b/>
-          <w:bCs/>
-          <w:color w:val="C8900A"/>
-          <w:sz w:val="18"/>
-          <w:szCs w:val="18"/>
-        </w:rPr>
-        <w:t xml:space="preserve">  CGPA: 3.13 / 4.0</w:t>
+        <w:t>Nov 2022 – Jun 2026  |  CGPA: 3.13 / 4.0</w:t>
       </w:r>
     </w:p>
     <w:p>
@@ -494,7 +390,6 @@
       <w:pPr>
         <w:spacing w:before="130"/>
       </w:pPr>
-      <w:proofErr w:type="spellStart"/>
       <w:r>
         <w:rPr>
           <w:b/>
@@ -503,9 +398,54 @@
           <w:sz w:val="21"/>
           <w:szCs w:val="21"/>
         </w:rPr>
-        <w:t>FSc</w:t>
-      </w:r>
-      <w:proofErr w:type="spellEnd"/>
+        <w:t>FSc Pre-Engineering</w:t>
+      </w:r>
+      <w:r>
+        <w:rPr>
+          <w:color w:val="C8900A"/>
+        </w:rPr>
+        <w:t xml:space="preserve">   |   </w:t>
+      </w:r>
+      <w:r>
+        <w:rPr>
+          <w:i/>
+          <w:iCs/>
+          <w:color w:val="6B6B6B"/>
+        </w:rPr>
+        <w:t>Govt. Graduate College, Toba Tek Singh</w:t>
+      </w:r>
+    </w:p>
+    <w:p>
+      <w:pPr>
+        <w:spacing w:after="30"/>
+      </w:pPr>
+      <w:r>
+        <w:rPr>
+          <w:b/>
+          <w:bCs/>
+          <w:color w:val="C8900A"/>
+          <w:sz w:val="18"/>
+          <w:szCs w:val="18"/>
+        </w:rPr>
+        <w:t>Oct 2019 – Dec 2021</w:t>
+      </w:r>
+    </w:p>
+    <w:p>
+      <w:r>
+        <w:rPr>
+          <w:i/>
+          <w:iCs/>
+          <w:color w:val="6B6B6B"/>
+          <w:sz w:val="18"/>
+          <w:szCs w:val="18"/>
+        </w:rPr>
+        <w:t>Board of Intermediate &amp; Secondary Education (BISE), Faisalabad</w:t>
+      </w:r>
+    </w:p>
+    <w:p>
+      <w:pPr>
+        <w:spacing w:before="130"/>
+      </w:pPr>
       <w:r>
         <w:rPr>
           <w:b/>
@@ -514,63 +454,7 @@
           <w:sz w:val="21"/>
           <w:szCs w:val="21"/>
         </w:rPr>
-        <w:t xml:space="preserve"> Pre-Engineering</w:t>
-      </w:r>
-      <w:r>
-        <w:rPr>
-          <w:color w:val="C8900A"/>
-        </w:rPr>
-        <w:t xml:space="preserve">   |   </w:t>
-      </w:r>
-      <w:r>
-        <w:rPr>
-          <w:i/>
-          <w:iCs/>
-          <w:color w:val="6B6B6B"/>
-        </w:rPr>
-        <w:t>Govt. Graduate College, Toba Tek Singh</w:t>
-      </w:r>
-    </w:p>
-    <w:p>
-      <w:pPr>
-        <w:spacing w:after="30"/>
-      </w:pPr>
-      <w:r>
-        <w:rPr>
-          <w:b/>
-          <w:bCs/>
-          <w:color w:val="C8900A"/>
-          <w:sz w:val="18"/>
-          <w:szCs w:val="18"/>
-        </w:rPr>
-        <w:t>Oct 2019 – Dec 2021</w:t>
-      </w:r>
-    </w:p>
-    <w:p>
-      <w:r>
-        <w:rPr>
-          <w:i/>
-          <w:iCs/>
-          <w:color w:val="6B6B6B"/>
-          <w:sz w:val="18"/>
-          <w:szCs w:val="18"/>
-        </w:rPr>
-        <w:t>Board of Intermediate &amp; Secondary Education (BISE), Faisalabad</w:t>
-      </w:r>
-    </w:p>
-    <w:p>
-      <w:pPr>
-        <w:spacing w:before="130"/>
-      </w:pPr>
-      <w:r>
-        <w:rPr>
-          <w:b/>
-          <w:bCs/>
-          <w:color w:val="1A1A1A"/>
-          <w:sz w:val="21"/>
-          <w:szCs w:val="21"/>
-        </w:rPr>
-        <w:t>Matriculation — Computer Science</w:t>
+        <w:t>Matriculation (Computer Science)</w:t>
       </w:r>
       <w:r>
         <w:rPr>
@@ -716,7 +600,7 @@
           <w:sz w:val="21"/>
           <w:szCs w:val="21"/>
         </w:rPr>
-        <w:t>Office Clerk</w:t>
+        <w:t>Online Communication Manager (Vehicle Shipments)</w:t>
       </w:r>
       <w:r>
         <w:rPr>
@@ -730,7 +614,7 @@
           <w:iCs/>
           <w:color w:val="6B6B6B"/>
         </w:rPr>
-        <w:t>State Life Insurance Corporation of Pakistan · Toba Tek Singh Area Office</w:t>
+        <w:t>Remote Client · California, USA</w:t>
       </w:r>
     </w:p>
     <w:p>
@@ -745,7 +629,7 @@
           <w:sz w:val="18"/>
           <w:szCs w:val="18"/>
         </w:rPr>
-        <w:t>May 2026 – Jul 2026</w:t>
+        <w:t>Nov 2023 – Mar 2024</w:t>
       </w:r>
     </w:p>
     <w:p>
@@ -758,20 +642,7 @@
         <w:spacing w:before="20" w:after="20"/>
       </w:pPr>
       <w:r>
-        <w:t xml:space="preserve">Built and deployed two internal web productivity </w:t>
-      </w:r>
-      <w:proofErr w:type="gramStart"/>
-      <w:r>
-        <w:t>tools  (</w:t>
-      </w:r>
-      <w:proofErr w:type="spellStart"/>
-      <w:proofErr w:type="gramEnd"/>
-      <w:r>
-        <w:t>PrintDesk</w:t>
-      </w:r>
-      <w:proofErr w:type="spellEnd"/>
-      <w:r>
-        <w:t>) and (Policy Record)  on personal initiative, solving real operational problems without being asked</w:t>
+        <w:t>Coordinated logistics data for  international client accounts, processing 20+ vehicle shipments weekly with zero errors</w:t>
       </w:r>
     </w:p>
     <w:p>
@@ -784,8 +655,51 @@
         <w:spacing w:before="20" w:after="20"/>
       </w:pPr>
       <w:r>
-        <w:lastRenderedPageBreak/>
-        <w:t>Managed end-to-end documentation workflow: receiving, verifying, filing, and processing insurance policy records in a formal government environment</w:t>
+        <w:t>Served as primary point of contact across time zones; maintained audit-ready digital logs of all client interactions</w:t>
+      </w:r>
+    </w:p>
+    <w:p>
+      <w:pPr>
+        <w:spacing w:before="130"/>
+      </w:pPr>
+      <w:r>
+        <w:rPr>
+          <w:b/>
+          <w:bCs/>
+          <w:color w:val="1A1A1A"/>
+          <w:sz w:val="21"/>
+          <w:szCs w:val="21"/>
+        </w:rPr>
+        <w:t>Online Product Listing Expert</w:t>
+      </w:r>
+      <w:r>
+        <w:rPr>
+          <w:color w:val="C8900A"/>
+        </w:rPr>
+        <w:t xml:space="preserve">   |   </w:t>
+      </w:r>
+      <w:r>
+        <w:rPr>
+          <w:i/>
+          <w:iCs/>
+          <w:color w:val="6B6B6B"/>
+        </w:rPr>
+        <w:t>Macropick.com · Remote, California, USA</w:t>
+      </w:r>
+    </w:p>
+    <w:p>
+      <w:pPr>
+        <w:spacing w:after="50"/>
+      </w:pPr>
+      <w:r>
+        <w:rPr>
+          <w:b/>
+          <w:bCs/>
+          <w:color w:val="C8900A"/>
+          <w:sz w:val="18"/>
+          <w:szCs w:val="18"/>
+        </w:rPr>
+        <w:t>Dec 2023 – May 2024</w:t>
       </w:r>
     </w:p>
     <w:p>
@@ -798,7 +712,7 @@
         <w:spacing w:before="20" w:after="20"/>
       </w:pPr>
       <w:r>
-        <w:t>Digitized and maintained policy records in Excel; composed structured staff data reports for area management</w:t>
+        <w:t>Published 50+ verified product listings daily with accurate pricing and descriptions</w:t>
       </w:r>
     </w:p>
     <w:p>
@@ -811,7 +725,51 @@
         <w:spacing w:before="20" w:after="20"/>
       </w:pPr>
       <w:r>
-        <w:t>Drafted official correspondence and internal communications; ensured all paperwork was audit-ready at all times</w:t>
+        <w:t>Conducted QA audits across 200+ live listings to maintain data accuracy and compliance standards</w:t>
+      </w:r>
+    </w:p>
+    <w:p>
+      <w:pPr>
+        <w:spacing w:before="130"/>
+      </w:pPr>
+      <w:r>
+        <w:rPr>
+          <w:b/>
+          <w:bCs/>
+          <w:color w:val="1A1A1A"/>
+          <w:sz w:val="21"/>
+          <w:szCs w:val="21"/>
+        </w:rPr>
+        <w:t>Online Bill Payment Specialist (Part-time)</w:t>
+      </w:r>
+      <w:r>
+        <w:rPr>
+          <w:color w:val="C8900A"/>
+        </w:rPr>
+        <w:t xml:space="preserve">   |   </w:t>
+      </w:r>
+      <w:r>
+        <w:rPr>
+          <w:i/>
+          <w:iCs/>
+          <w:color w:val="6B6B6B"/>
+        </w:rPr>
+        <w:t>Local Business · Toba Tek Singh</w:t>
+      </w:r>
+    </w:p>
+    <w:p>
+      <w:pPr>
+        <w:spacing w:after="50"/>
+      </w:pPr>
+      <w:r>
+        <w:rPr>
+          <w:b/>
+          <w:bCs/>
+          <w:color w:val="C8900A"/>
+          <w:sz w:val="18"/>
+          <w:szCs w:val="18"/>
+        </w:rPr>
+        <w:t>Jan 2023 – May 2025</w:t>
       </w:r>
     </w:p>
     <w:p>
@@ -824,51 +782,7 @@
         <w:spacing w:before="20" w:after="20"/>
       </w:pPr>
       <w:r>
-        <w:t>Uploaded and tracked completed cases on the organisational portal following thorough documentation review</w:t>
-      </w:r>
-    </w:p>
-    <w:p>
-      <w:pPr>
-        <w:spacing w:before="130"/>
-      </w:pPr>
-      <w:r>
-        <w:rPr>
-          <w:b/>
-          <w:bCs/>
-          <w:color w:val="1A1A1A"/>
-          <w:sz w:val="21"/>
-          <w:szCs w:val="21"/>
-        </w:rPr>
-        <w:t>Online Communication Manager — Vehicle Shipments</w:t>
-      </w:r>
-      <w:r>
-        <w:rPr>
-          <w:color w:val="C8900A"/>
-        </w:rPr>
-        <w:t xml:space="preserve">   |   </w:t>
-      </w:r>
-      <w:r>
-        <w:rPr>
-          <w:i/>
-          <w:iCs/>
-          <w:color w:val="6B6B6B"/>
-        </w:rPr>
-        <w:t>Remote Client · California, USA</w:t>
-      </w:r>
-    </w:p>
-    <w:p>
-      <w:pPr>
-        <w:spacing w:after="50"/>
-      </w:pPr>
-      <w:r>
-        <w:rPr>
-          <w:b/>
-          <w:bCs/>
-          <w:color w:val="C8900A"/>
-          <w:sz w:val="18"/>
-          <w:szCs w:val="18"/>
-        </w:rPr>
-        <w:t>Nov 2023 – Mar 2024</w:t>
+        <w:t>Managed digital financial transactions for local businesses with full confidentiality and zero errors</w:t>
       </w:r>
     </w:p>
     <w:p>
@@ -881,185 +795,6 @@
         <w:spacing w:before="20" w:after="20"/>
       </w:pPr>
       <w:r>
-        <w:t xml:space="preserve">Coordinated logistics data </w:t>
-      </w:r>
-      <w:proofErr w:type="gramStart"/>
-      <w:r>
-        <w:t>for  international</w:t>
-      </w:r>
-      <w:proofErr w:type="gramEnd"/>
-      <w:r>
-        <w:t xml:space="preserve"> client accounts, processing 20+ vehicle shipments weekly with zero errors</w:t>
-      </w:r>
-    </w:p>
-    <w:p>
-      <w:pPr>
-        <w:pStyle w:val="ListParagraph"/>
-        <w:numPr>
-          <w:ilvl w:val="0"/>
-          <w:numId w:val="1"/>
-        </w:numPr>
-        <w:spacing w:before="20" w:after="20"/>
-      </w:pPr>
-      <w:r>
-        <w:t>Served as primary point of contact across time zones; maintained audit-ready digital logs of all client interactions</w:t>
-      </w:r>
-    </w:p>
-    <w:p>
-      <w:pPr>
-        <w:spacing w:before="130"/>
-      </w:pPr>
-      <w:r>
-        <w:rPr>
-          <w:b/>
-          <w:bCs/>
-          <w:color w:val="1A1A1A"/>
-          <w:sz w:val="21"/>
-          <w:szCs w:val="21"/>
-        </w:rPr>
-        <w:t>Online Product Listing Expert</w:t>
-      </w:r>
-      <w:r>
-        <w:rPr>
-          <w:color w:val="C8900A"/>
-        </w:rPr>
-        <w:t xml:space="preserve">   |   </w:t>
-      </w:r>
-      <w:r>
-        <w:rPr>
-          <w:i/>
-          <w:iCs/>
-          <w:color w:val="6B6B6B"/>
-        </w:rPr>
-        <w:t>Macropick.com · Remote, California, USA</w:t>
-      </w:r>
-    </w:p>
-    <w:p>
-      <w:pPr>
-        <w:spacing w:after="50"/>
-      </w:pPr>
-      <w:r>
-        <w:rPr>
-          <w:b/>
-          <w:bCs/>
-          <w:color w:val="C8900A"/>
-          <w:sz w:val="18"/>
-          <w:szCs w:val="18"/>
-        </w:rPr>
-        <w:t>Dec 2023 – May 2024</w:t>
-      </w:r>
-    </w:p>
-    <w:p>
-      <w:pPr>
-        <w:pStyle w:val="ListParagraph"/>
-        <w:numPr>
-          <w:ilvl w:val="0"/>
-          <w:numId w:val="1"/>
-        </w:numPr>
-        <w:spacing w:before="20" w:after="20"/>
-      </w:pPr>
-      <w:r>
-        <w:t>Published 50+ verified product listings daily with accurate pricing and descriptions</w:t>
-      </w:r>
-    </w:p>
-    <w:p>
-      <w:pPr>
-        <w:pStyle w:val="ListParagraph"/>
-        <w:numPr>
-          <w:ilvl w:val="0"/>
-          <w:numId w:val="1"/>
-        </w:numPr>
-        <w:spacing w:before="20" w:after="20"/>
-      </w:pPr>
-      <w:r>
-        <w:t>Conducted QA audits across 200+ live listings to maintain data accuracy and compliance standards</w:t>
-      </w:r>
-    </w:p>
-    <w:p>
-      <w:pPr>
-        <w:spacing w:before="130"/>
-      </w:pPr>
-      <w:r>
-        <w:rPr>
-          <w:b/>
-          <w:bCs/>
-          <w:color w:val="1A1A1A"/>
-          <w:sz w:val="21"/>
-          <w:szCs w:val="21"/>
-        </w:rPr>
-        <w:t>Online Bill Payment Specialist (Part-</w:t>
-      </w:r>
-      <w:proofErr w:type="gramStart"/>
-      <w:r>
-        <w:rPr>
-          <w:b/>
-          <w:bCs/>
-          <w:color w:val="1A1A1A"/>
-          <w:sz w:val="21"/>
-          <w:szCs w:val="21"/>
-        </w:rPr>
-        <w:t>time)</w:t>
-      </w:r>
-      <w:r>
-        <w:rPr>
-          <w:color w:val="C8900A"/>
-        </w:rPr>
-        <w:t xml:space="preserve">   </w:t>
-      </w:r>
-      <w:proofErr w:type="gramEnd"/>
-      <w:r>
-        <w:rPr>
-          <w:color w:val="C8900A"/>
-        </w:rPr>
-        <w:t xml:space="preserve">|   </w:t>
-      </w:r>
-      <w:r>
-        <w:rPr>
-          <w:i/>
-          <w:iCs/>
-          <w:color w:val="6B6B6B"/>
-        </w:rPr>
-        <w:t>Local Business · Toba Tek Singh</w:t>
-      </w:r>
-    </w:p>
-    <w:p>
-      <w:pPr>
-        <w:spacing w:after="50"/>
-      </w:pPr>
-      <w:r>
-        <w:rPr>
-          <w:b/>
-          <w:bCs/>
-          <w:color w:val="C8900A"/>
-          <w:sz w:val="18"/>
-          <w:szCs w:val="18"/>
-        </w:rPr>
-        <w:t>Jan 2023 – May 2025</w:t>
-      </w:r>
-    </w:p>
-    <w:p>
-      <w:pPr>
-        <w:pStyle w:val="ListParagraph"/>
-        <w:numPr>
-          <w:ilvl w:val="0"/>
-          <w:numId w:val="1"/>
-        </w:numPr>
-        <w:spacing w:before="20" w:after="20"/>
-      </w:pPr>
-      <w:r>
-        <w:t>Managed digital financial transactions for local businesses with full confidentiality and zero errors</w:t>
-      </w:r>
-    </w:p>
-    <w:p>
-      <w:pPr>
-        <w:pStyle w:val="ListParagraph"/>
-        <w:numPr>
-          <w:ilvl w:val="0"/>
-          <w:numId w:val="1"/>
-        </w:numPr>
-        <w:spacing w:before="20" w:after="20"/>
-      </w:pPr>
-      <w:r>
         <w:t>Maintained error-free Excel ledgers for monthly reconciliation and audit trails</w:t>
       </w:r>
     </w:p>
@@ -1099,15 +834,7 @@
         <w:t xml:space="preserve">Technical: </w:t>
       </w:r>
       <w:r>
-        <w:t xml:space="preserve">MS Office Suite (Word, Excel, </w:t>
-      </w:r>
-      <w:proofErr w:type="gramStart"/>
-      <w:r>
-        <w:t>PowerPoint)  ·</w:t>
-      </w:r>
-      <w:proofErr w:type="gramEnd"/>
-      <w:r>
-        <w:t xml:space="preserve">  Stata  ·  EViews  ·  WordPress  ·  Canva  ·  LaTeX (Overleaf)  ·  Touch Typing (Proficient)</w:t>
+        <w:t>MS Office Suite (Word, Excel, PowerPoint)  ·  Stata  ·  EViews  ·  WordPress  ·  Canva  ·  LaTeX (Overleaf)  ·  Touch Typing (Proficient)</w:t>
       </w:r>
     </w:p>
     <w:p>
@@ -1123,31 +850,7 @@
         <w:t xml:space="preserve">Digital Building: </w:t>
       </w:r>
       <w:r>
-        <w:t xml:space="preserve">No-code App </w:t>
-      </w:r>
-      <w:proofErr w:type="gramStart"/>
-      <w:r>
-        <w:t>Development  ·</w:t>
-      </w:r>
-      <w:proofErr w:type="gramEnd"/>
-      <w:r>
-        <w:t xml:space="preserve">  Web Tool Deployment  ·  GitHub / </w:t>
-      </w:r>
-      <w:proofErr w:type="spellStart"/>
-      <w:r>
-        <w:t>Vercel</w:t>
-      </w:r>
-      <w:proofErr w:type="spellEnd"/>
-      <w:r>
-        <w:t xml:space="preserve">  ·  </w:t>
-      </w:r>
-      <w:proofErr w:type="spellStart"/>
-      <w:r>
-        <w:t>Supabase</w:t>
-      </w:r>
-      <w:proofErr w:type="spellEnd"/>
-      <w:r>
-        <w:t xml:space="preserve">  ·  Process Automation</w:t>
+        <w:t>No-code App Development  ·  Web Tool Deployment  ·  GitHub / Vercel  ·  Supabase  ·  Process Automation</w:t>
       </w:r>
     </w:p>
     <w:p>
@@ -1163,15 +866,7 @@
         <w:t xml:space="preserve">Analytical: </w:t>
       </w:r>
       <w:r>
-        <w:t xml:space="preserve">Econometric </w:t>
-      </w:r>
-      <w:proofErr w:type="gramStart"/>
-      <w:r>
-        <w:t>Modelling  ·</w:t>
-      </w:r>
-      <w:proofErr w:type="gramEnd"/>
-      <w:r>
-        <w:t xml:space="preserve">  Probit/Logistic Regression  ·  Financial Data Management  ·  Record Keeping &amp; Reconciliation  ·  Research Writing</w:t>
+        <w:t>Econometric Modelling  ·  Probit/Logistic Regression  ·  Financial Data Management  ·  Record Keeping &amp; Reconciliation  ·  Research Writing</w:t>
       </w:r>
     </w:p>
     <w:p>
@@ -1187,15 +882,7 @@
         <w:t xml:space="preserve">Soft Skills: </w:t>
       </w:r>
       <w:r>
-        <w:t xml:space="preserve">Self-directed </w:t>
-      </w:r>
-      <w:proofErr w:type="gramStart"/>
-      <w:r>
-        <w:t>Initiative  ·</w:t>
-      </w:r>
-      <w:proofErr w:type="gramEnd"/>
-      <w:r>
-        <w:t xml:space="preserve">  Problem Solving  ·  Team Coordination  ·  Critical Thinking  ·  Time Management  ·  Adaptability</w:t>
+        <w:t>Self-directed Initiative  ·  Problem Solving  ·  Team Coordination  ·  Critical Thinking  ·  Time Management  ·  Adaptability</w:t>
       </w:r>
     </w:p>
     <w:p>
@@ -1231,7 +918,7 @@
         <w:spacing w:before="70" w:after="18"/>
       </w:pPr>
       <w:r>
-        <w:t>Fundamentals of Digital Marketing — Google Digital Garage (Aug 2021)</w:t>
+        <w:t>Fundamentals of Digital Marketing, Google Digital Garage (Aug 2021)</w:t>
       </w:r>
     </w:p>
     <w:p>
@@ -1244,15 +931,7 @@
         <w:spacing w:after="18"/>
       </w:pPr>
       <w:r>
-        <w:t xml:space="preserve">Life Saver Certificate &amp; Basic Community Safety </w:t>
-      </w:r>
-      <w:proofErr w:type="gramStart"/>
-      <w:r>
-        <w:t>Training  (</w:t>
-      </w:r>
-      <w:proofErr w:type="gramEnd"/>
-      <w:r>
-        <w:t>1122 Rescue Service), Punjab</w:t>
+        <w:t xml:space="preserve">Life Saver Certificate &amp; Basic Community Safety Training  (1122 Rescue Service), Punjab</w:t>
       </w:r>
     </w:p>
     <w:p>
@@ -1265,15 +944,7 @@
         <w:spacing w:after="18"/>
       </w:pPr>
       <w:r>
-        <w:t xml:space="preserve">1st Position — Divisional Quiz Competition (Independence History), Govt. Graduate College </w:t>
-      </w:r>
-      <w:proofErr w:type="spellStart"/>
-      <w:r>
-        <w:t>Samanabad</w:t>
-      </w:r>
-      <w:proofErr w:type="spellEnd"/>
-      <w:r>
-        <w:t>, Faisalabad (Aug 2025)</w:t>
+        <w:t>1st Position, Divisional Quiz Competition (Independence History), Govt. Graduate College Samanabad, Faisalabad (Aug 2025)</w:t>
       </w:r>
     </w:p>
     <w:p>
@@ -1286,7 +957,7 @@
         <w:spacing w:after="18"/>
       </w:pPr>
       <w:r>
-        <w:t>2nd Position — Seerat-un-Nabi Quiz Competition, Govt. Islamia Graduate College, Faisalabad (Aug 2025)</w:t>
+        <w:t>2nd Position, Seerat-un-Nabi Quiz Competition, Govt. Islamia Graduate College, Faisalabad (Aug 2025)</w:t>
       </w:r>
     </w:p>
     <w:p>
@@ -1317,24 +988,13 @@
         <w:spacing w:before="70" w:after="60"/>
       </w:pPr>
       <w:r>
-        <w:t>Urdu (</w:t>
-      </w:r>
-      <w:proofErr w:type="gramStart"/>
-      <w:r>
-        <w:t>Native)</w:t>
-      </w:r>
-      <w:r>
-        <w:rPr>
-          <w:color w:val="C8900A"/>
-        </w:rPr>
-        <w:t xml:space="preserve">  ·</w:t>
-      </w:r>
-      <w:proofErr w:type="gramEnd"/>
-      <w:r>
-        <w:rPr>
-          <w:color w:val="C8900A"/>
-        </w:rPr>
-        <w:t xml:space="preserve">  </w:t>
+        <w:t>Urdu (Native)</w:t>
+      </w:r>
+      <w:r>
+        <w:rPr>
+          <w:color w:val="C8900A"/>
+        </w:rPr>
+        <w:t xml:space="preserve">  ·  </w:t>
       </w:r>
       <w:r>
         <w:t>Punjabi (Native)</w:t>
@@ -1421,21 +1081,12 @@
       <w:pPr>
         <w:spacing w:after="60"/>
       </w:pPr>
-      <w:proofErr w:type="gramStart"/>
-      <w:r>
-        <w:rPr>
-          <w:sz w:val="18"/>
-          <w:szCs w:val="18"/>
-        </w:rPr>
-        <w:t>mzeeshan@eco.qau.edu.pk  ·</w:t>
-      </w:r>
-      <w:proofErr w:type="gramEnd"/>
-      <w:r>
-        <w:rPr>
-          <w:sz w:val="18"/>
-          <w:szCs w:val="18"/>
-        </w:rPr>
-        <w:t xml:space="preserve">  +92-345-7485596</w:t>
+      <w:r>
+        <w:rPr>
+          <w:sz w:val="18"/>
+          <w:szCs w:val="18"/>
+        </w:rPr>
+        <w:t>mzeeshan@eco.qau.edu.pk  ·  +92-345-7485596</w:t>
       </w:r>
     </w:p>
     <w:sectPr>

--- a/ShahzaibAli_CV.docx
+++ b/ShahzaibAli_CV.docx
@@ -191,7 +191,7 @@
         <w:spacing w:after="20"/>
       </w:pPr>
       <w:r>
-        <w:t xml:space="preserve">That tool (PrintDesk), is still live. I built a second one after that. Both solved real operational problems. Both were deployed in a government office environment without any IT support, CS degree, or formal training in software development.</w:t>
+        <w:t xml:space="preserve">That tool (PrintDesk), is still live. I built a second one after that. Both solved real operational problems. Both were deployed without any IT support, CS degree, or formal training in software development.</w:t>
       </w:r>
     </w:p>
     <w:p>
@@ -255,7 +255,7 @@
         <w:spacing w:after="40"/>
       </w:pPr>
       <w:r>
-        <w:t>A live multi-user web application built to replace a paper notebook that was causing billing arguments in a government office. Features: personalized dashboards, real-time balance tracking, billing generation, stock management, and monthly archive system. 8 active users. Zero billing disputes after launch. Built after working hours, with no CS degree, using no-code tools deployed on GitHub and Vercel.</w:t>
+        <w:t>A live multi-user web application built to replace a paper notebook that was causing billing arguments. Features: personalized dashboards, real-time balance tracking, billing generation, stock management, and monthly archive system. 8 active users. Zero billing disputes after launch. Built after working hours, with no CS degree, using no-code tools deployed on GitHub and Vercel.</w:t>
       </w:r>
     </w:p>
     <w:p>
